--- a/contoh-keluaran.docx
+++ b/contoh-keluaran.docx
@@ -157,7 +157,7 @@
       </w:pPr>
       <w:r>
         <w:rPr/>
-        <w:t xml:space="preserve">Jawaban: C</w:t>
+        <w:t xml:space="preserve">Jawaban: A</w:t>
       </w:r>
     </w:p>
     <w:p>
@@ -209,7 +209,7 @@
             <w:r>
               <w:drawing>
                 <wp:inline distT="0" distB="0" distL="0" distR="0">
-                  <wp:extent cx="6248400" cy="3220541"/>
+                  <wp:extent cx="4902966" cy="5527548"/>
                   <wp:effectExtent l="0" t="0" r="0" b="0"/>
                   <wp:docPr id="3" name="Pembahasan soal 1"/>
                   <wp:cNvGraphicFramePr>
@@ -231,7 +231,7 @@
                         <pic:spPr>
                           <a:xfrm>
                             <a:off x="0" y="0"/>
-                            <a:ext cx="6248400" cy="3220541"/>
+                            <a:ext cx="4902966" cy="5527548"/>
                           </a:xfrm>
                           <a:prstGeom prst="rect">
                             <a:avLst/>
@@ -256,122 +256,122 @@
           </w:tcPr>
           <w:p>
             <w:pPr>
-              <w:spacing w:after="112"/>
-            </w:pPr>
-            <w:r>
-              <w:rPr>
-                <w:sz w:val="32"/>
-                <w:szCs w:val="32"/>
+              <w:spacing w:after="119"/>
+            </w:pPr>
+            <w:r>
+              <w:rPr>
+                <w:sz w:val="34"/>
+                <w:szCs w:val="34"/>
               </w:rPr>
               <w:t xml:space="preserve">Konsep yang digunakan: mengenali gambar yang sama lewat putaran.</w:t>
             </w:r>
           </w:p>
           <w:p>
             <w:pPr>
-              <w:spacing w:after="112"/>
-            </w:pPr>
-            <w:r>
-              <w:rPr>
-                <w:sz w:val="32"/>
-                <w:szCs w:val="32"/>
+              <w:spacing w:after="119"/>
+            </w:pPr>
+            <w:r>
+              <w:rPr>
+                <w:sz w:val="34"/>
+                <w:szCs w:val="34"/>
               </w:rPr>
               <w:t xml:space="preserve">Kata kunci: figural kesesuaian, rotasi, susunan unsur tetap.</w:t>
             </w:r>
           </w:p>
           <w:p>
             <w:pPr>
-              <w:spacing w:after="112"/>
-            </w:pPr>
-            <w:r>
-              <w:rPr>
-                <w:sz w:val="32"/>
-                <w:szCs w:val="32"/>
+              <w:spacing w:after="119"/>
+            </w:pPr>
+            <w:r>
+              <w:rPr>
+                <w:sz w:val="34"/>
+                <w:szCs w:val="34"/>
               </w:rPr>
               <w:t xml:space="preserve">Transformasi pada gambar tersebut diperoleh dengan memutar seluruh pola sebesar 180 derajat searah jarum jam. Pada proses ini bentuk dan jumlah setiap unsur tetap sama; yang berubah hanya arah serta letaknya akibat perputaran.</w:t>
             </w:r>
           </w:p>
           <w:p>
             <w:pPr>
-              <w:spacing w:after="112"/>
-            </w:pPr>
-            <w:r>
-              <w:rPr>
-                <w:sz w:val="32"/>
-                <w:szCs w:val="32"/>
+              <w:spacing w:after="119"/>
+            </w:pPr>
+            <w:r>
+              <w:rPr>
+                <w:sz w:val="34"/>
+                <w:szCs w:val="34"/>
               </w:rPr>
               <w:t xml:space="preserve">Jika gambar awal dijadikan acuan, setiap bagian pola berpindah secara konsisten mengikuti pusat rotasi. Hubungan posisi antar unsur tetap terjaga sehingga tidak terjadi pencerminan, penambahan, ataupun pengurangan unsur.</w:t>
             </w:r>
           </w:p>
           <w:p>
             <w:pPr>
-              <w:spacing w:after="112"/>
-            </w:pPr>
-            <w:r>
-              <w:rPr>
-                <w:sz w:val="32"/>
-                <w:szCs w:val="32"/>
-              </w:rPr>
-              <w:t xml:space="preserve">Jadi jawaban yang benar adalah opsi C.</w:t>
-            </w:r>
-          </w:p>
-          <w:p>
-            <w:pPr>
-              <w:spacing w:after="112"/>
-            </w:pPr>
-            <w:r>
-              <w:rPr>
-                <w:sz w:val="32"/>
-                <w:szCs w:val="32"/>
+              <w:spacing w:after="119"/>
+            </w:pPr>
+            <w:r>
+              <w:rPr>
+                <w:sz w:val="34"/>
+                <w:szCs w:val="34"/>
+              </w:rPr>
+              <w:t xml:space="preserve">Jadi jawaban yang benar adalah opsi A.</w:t>
+            </w:r>
+          </w:p>
+          <w:p>
+            <w:pPr>
+              <w:spacing w:after="119"/>
+            </w:pPr>
+            <w:r>
+              <w:rPr>
+                <w:sz w:val="34"/>
+                <w:szCs w:val="34"/>
               </w:rPr>
               <w:t xml:space="preserve">Mengapa opsi lain salah:</w:t>
             </w:r>
           </w:p>
           <w:p>
             <w:pPr>
-              <w:spacing w:after="112"/>
-            </w:pPr>
-            <w:r>
-              <w:rPr>
-                <w:sz w:val="32"/>
-                <w:szCs w:val="32"/>
-              </w:rPr>
-              <w:t xml:space="preserve">A. letak bingkai terluar bergeser menjauh dari kedudukan semula terhadap unsur lain, padahal putaran mempertahankan jarak antar unsur.</w:t>
-            </w:r>
-          </w:p>
-          <w:p>
-            <w:pPr>
-              <w:spacing w:after="112"/>
-            </w:pPr>
-            <w:r>
-              <w:rPr>
-                <w:sz w:val="32"/>
-                <w:szCs w:val="32"/>
-              </w:rPr>
-              <w:t xml:space="preserve">B. ada satu unsur TAMBAHAN berupa salinan bingkai terluar, sehingga jumlah unsurnya lebih banyak satu daripada gambar acuan.</w:t>
-            </w:r>
-          </w:p>
-          <w:p>
-            <w:pPr>
-              <w:spacing w:after="112"/>
-            </w:pPr>
-            <w:r>
-              <w:rPr>
-                <w:sz w:val="32"/>
-                <w:szCs w:val="32"/>
-              </w:rPr>
-              <w:t xml:space="preserve">D. ukuran bingkai terluar membesar terhadap unsur lain. Putaran tidak mengubah ukuran apa pun, jadi perbandingan ukuran antar unsur seharusnya tetap sama persis.</w:t>
-            </w:r>
-          </w:p>
-          <w:p>
-            <w:pPr>
-              <w:spacing w:after="112"/>
-            </w:pPr>
-            <w:r>
-              <w:rPr>
-                <w:sz w:val="32"/>
-                <w:szCs w:val="32"/>
-              </w:rPr>
-              <w:t xml:space="preserve">E. letak bingkai terluar berpindah terhadap unsur lain — hanya unsur itu yang bergeser mengelilingi pusat, sedangkan pada putaran seluruh unsur bergerak bersama-sama sehingga kedudukan relatifnya tetap.</w:t>
+              <w:spacing w:after="119"/>
+            </w:pPr>
+            <w:r>
+              <w:rPr>
+                <w:sz w:val="34"/>
+                <w:szCs w:val="34"/>
+              </w:rPr>
+              <w:t xml:space="preserve">B. ukuran bangun luar mengecil terhadap unsur lain. Putaran tidak mengubah ukuran apa pun, jadi perbandingan ukuran antar unsur seharusnya tetap sama persis.</w:t>
+            </w:r>
+          </w:p>
+          <w:p>
+            <w:pPr>
+              <w:spacing w:after="119"/>
+            </w:pPr>
+            <w:r>
+              <w:rPr>
+                <w:sz w:val="34"/>
+                <w:szCs w:val="34"/>
+              </w:rPr>
+              <w:t xml:space="preserve">C. ukuran segitiga kecil membesar terhadap unsur lain. Putaran tidak mengubah ukuran apa pun, jadi perbandingan ukuran antar unsur seharusnya tetap sama persis.</w:t>
+            </w:r>
+          </w:p>
+          <w:p>
+            <w:pPr>
+              <w:spacing w:after="119"/>
+            </w:pPr>
+            <w:r>
+              <w:rPr>
+                <w:sz w:val="34"/>
+                <w:szCs w:val="34"/>
+              </w:rPr>
+              <w:t xml:space="preserve">D. panah dalam ke-2 hilang, sehingga jumlah unsurnya berkurang satu. Putaran tidak menambah maupun mengurangi unsur.</w:t>
+            </w:r>
+          </w:p>
+          <w:p>
+            <w:pPr>
+              <w:spacing w:after="119"/>
+            </w:pPr>
+            <w:r>
+              <w:rPr>
+                <w:sz w:val="34"/>
+                <w:szCs w:val="34"/>
+              </w:rPr>
+              <w:t xml:space="preserve">E. ada satu unsur TAMBAHAN berupa salinan bangun luar, sehingga jumlah unsurnya lebih banyak satu daripada gambar acuan.</w:t>
             </w:r>
           </w:p>
         </w:tc>
@@ -1309,7 +1309,7 @@
       </w:pPr>
       <w:r>
         <w:rPr/>
-        <w:t xml:space="preserve">Jawaban: B</w:t>
+        <w:t xml:space="preserve">Jawaban: A</w:t>
       </w:r>
     </w:p>
     <w:p>
@@ -1463,7 +1463,7 @@
                 <w:sz w:val="40"/>
                 <w:szCs w:val="40"/>
               </w:rPr>
-              <w:t xml:space="preserve">Meneruskan ketiga aturan itu ke kotak kelima, gambar yang tepat adalah opsi B.</w:t>
+              <w:t xml:space="preserve">Meneruskan ketiga aturan itu ke kotak kelima, gambar yang tepat adalah opsi A.</w:t>
             </w:r>
           </w:p>
           <w:p>
@@ -1499,7 +1499,7 @@
                 <w:sz w:val="40"/>
                 <w:szCs w:val="40"/>
               </w:rPr>
-              <w:t xml:space="preserve">A. letak bangun luar bergeser menjauh dari kedudukan semula terhadap unsur lain, padahal putaran mempertahankan jarak antar unsur.</w:t>
+              <w:t xml:space="preserve">B. gambarnya merupakan bayangan cermin dari lanjutan yang benar; deret ini hanya berputar, tidak pernah tercermin.</w:t>
             </w:r>
           </w:p>
           <w:p>
@@ -1511,7 +1511,7 @@
                 <w:sz w:val="40"/>
                 <w:szCs w:val="40"/>
               </w:rPr>
-              <w:t xml:space="preserve">C. gambarnya merupakan bayangan cermin dari lanjutan yang benar; deret ini hanya berputar, tidak pernah tercermin.</w:t>
+              <w:t xml:space="preserve">C. putarannya kelebihan satu langkah, yaitu 180 derajat dari kotak keempat, bukan 90 derajat.</w:t>
             </w:r>
           </w:p>
           <w:p>
@@ -1523,7 +1523,7 @@
                 <w:sz w:val="40"/>
                 <w:szCs w:val="40"/>
               </w:rPr>
-              <w:t xml:space="preserve">D. putarannya kelebihan satu langkah, yaitu 180 derajat dari kotak keempat, bukan 90 derajat.</w:t>
+              <w:t xml:space="preserve">D. batang berpanah ke-2 hilang, sehingga jumlah unsurnya berkurang satu. Putaran tidak menambah maupun mengurangi unsur.</w:t>
             </w:r>
           </w:p>
           <w:p>
@@ -1761,7 +1761,7 @@
             <w:r>
               <w:drawing>
                 <wp:inline distT="0" distB="0" distL="0" distR="0">
-                  <wp:extent cx="6248400" cy="3220541"/>
+                  <wp:extent cx="4902966" cy="5527548"/>
                   <wp:effectExtent l="0" t="0" r="0" b="0"/>
                   <wp:docPr id="15" name="Pembahasan soal 5"/>
                   <wp:cNvGraphicFramePr>
@@ -1783,7 +1783,7 @@
                         <pic:spPr>
                           <a:xfrm>
                             <a:off x="0" y="0"/>
-                            <a:ext cx="6248400" cy="3220541"/>
+                            <a:ext cx="4902966" cy="5527548"/>
                           </a:xfrm>
                           <a:prstGeom prst="rect">
                             <a:avLst/>
@@ -1887,7 +1887,7 @@
                 <w:sz w:val="32"/>
                 <w:szCs w:val="32"/>
               </w:rPr>
-              <w:t xml:space="preserve">A. letak bingkai terluar berpindah terhadap unsur lain — hanya unsur itu yang bergeser mengelilingi pusat, sedangkan pada putaran seluruh unsur bergerak bersama-sama sehingga kedudukan relatifnya tetap.</w:t>
+              <w:t xml:space="preserve">A. ada satu unsur TAMBAHAN berupa salinan tali busur, sehingga jumlah unsurnya lebih banyak satu daripada gambar acuan.</w:t>
             </w:r>
           </w:p>
           <w:p>
@@ -1899,7 +1899,7 @@
                 <w:sz w:val="32"/>
                 <w:szCs w:val="32"/>
               </w:rPr>
-              <w:t xml:space="preserve">C. letak bingkai tengah ke-3 bergeser menjauh dari kedudukan semula terhadap unsur lain, padahal putaran mempertahankan jarak antar unsur.</w:t>
+              <w:t xml:space="preserve">C. letak takik tepi berpindah terhadap unsur lain — hanya unsur itu yang bergeser mengelilingi pusat, sedangkan pada putaran seluruh unsur bergerak bersama-sama sehingga kedudukan relatifnya tetap.</w:t>
             </w:r>
           </w:p>
           <w:p>
@@ -1911,7 +1911,7 @@
                 <w:sz w:val="32"/>
                 <w:szCs w:val="32"/>
               </w:rPr>
-              <w:t xml:space="preserve">D. bingkai terluar hilang, sehingga jumlah unsurnya berkurang satu. Putaran tidak menambah maupun mengurangi unsur.</w:t>
+              <w:t xml:space="preserve">D. letak bangun luar bergeser menjauh dari kedudukan semula terhadap unsur lain, padahal putaran mempertahankan jarak antar unsur.</w:t>
             </w:r>
           </w:p>
           <w:p>
@@ -2097,7 +2097,7 @@
       </w:pPr>
       <w:r>
         <w:rPr/>
-        <w:t xml:space="preserve">Jawaban: E</w:t>
+        <w:t xml:space="preserve">Jawaban: C</w:t>
       </w:r>
     </w:p>
     <w:p>
@@ -2239,7 +2239,7 @@
                 <w:sz w:val="38"/>
                 <w:szCs w:val="38"/>
               </w:rPr>
-              <w:t xml:space="preserve">Opsi E tidak bisa ditumpangkan pada keempatnya karena letak batang berpanah ke-1 bergeser menjauh dari kedudukan semula terhadap unsur lain, padahal putaran mempertahankan jarak antar unsur.</w:t>
+              <w:t xml:space="preserve">Opsi C tidak bisa ditumpangkan pada keempatnya karena letak blok ke-3 berpindah terhadap unsur lain — hanya unsur itu yang bergeser mengelilingi pusat, sedangkan pada putaran seluruh unsur bergerak bersama-sama sehingga kedudukan relatifnya tetap.</w:t>
             </w:r>
           </w:p>
           <w:p>
@@ -2251,7 +2251,7 @@
                 <w:sz w:val="38"/>
                 <w:szCs w:val="38"/>
               </w:rPr>
-              <w:t xml:space="preserve">Jadi gambar yang berbeda adalah opsi E.</w:t>
+              <w:t xml:space="preserve">Jadi gambar yang berbeda adalah opsi C.</w:t>
             </w:r>
           </w:p>
           <w:p>
@@ -2287,7 +2287,7 @@
                 <w:sz w:val="38"/>
                 <w:szCs w:val="38"/>
               </w:rPr>
-              <w:t xml:space="preserve">B. gambar ini sama dengan tiga gambar lain, hanya diputar 315 derajat searah jarum jam.</w:t>
+              <w:t xml:space="preserve">B. gambar ini sama dengan tiga gambar lain, hanya diputar 225 derajat searah jarum jam.</w:t>
             </w:r>
           </w:p>
           <w:p>
@@ -2299,7 +2299,7 @@
                 <w:sz w:val="38"/>
                 <w:szCs w:val="38"/>
               </w:rPr>
-              <w:t xml:space="preserve">C. gambar ini sama dengan tiga gambar lain, hanya diputar 45 derajat searah jarum jam.</w:t>
+              <w:t xml:space="preserve">D. gambar ini sama dengan tiga gambar lain, hanya diputar 315 derajat searah jarum jam.</w:t>
             </w:r>
           </w:p>
           <w:p>
@@ -2311,7 +2311,7 @@
                 <w:sz w:val="38"/>
                 <w:szCs w:val="38"/>
               </w:rPr>
-              <w:t xml:space="preserve">D. gambar ini sama dengan tiga gambar lain, hanya diputar 225 derajat searah jarum jam.</w:t>
+              <w:t xml:space="preserve">E. gambar ini sama dengan tiga gambar lain, hanya diputar 45 derajat searah jarum jam.</w:t>
             </w:r>
           </w:p>
         </w:tc>
@@ -2651,7 +2651,7 @@
                 <w:sz w:val="36"/>
                 <w:szCs w:val="36"/>
               </w:rPr>
-              <w:t xml:space="preserve">A. arah putarannya sudah benar, tetapi batang berpanah ke-2 hilang, sehingga jumlah unsurnya berkurang satu. Putaran tidak menambah maupun mengurangi unsur.</w:t>
+              <w:t xml:space="preserve">A. arah putarannya sudah benar, tetapi blok ke-4 hilang, sehingga jumlah unsurnya berkurang satu. Putaran tidak menambah maupun mengurangi unsur.</w:t>
             </w:r>
           </w:p>
           <w:p>

--- a/contoh-keluaran.docx
+++ b/contoh-keluaran.docx
@@ -157,7 +157,7 @@
       </w:pPr>
       <w:r>
         <w:rPr/>
-        <w:t xml:space="preserve">Jawaban: A</w:t>
+        <w:t xml:space="preserve">Jawaban: B</w:t>
       </w:r>
     </w:p>
     <w:p>
@@ -256,122 +256,122 @@
           </w:tcPr>
           <w:p>
             <w:pPr>
-              <w:spacing w:after="119"/>
-            </w:pPr>
-            <w:r>
-              <w:rPr>
-                <w:sz w:val="34"/>
-                <w:szCs w:val="34"/>
+              <w:spacing w:after="112"/>
+            </w:pPr>
+            <w:r>
+              <w:rPr>
+                <w:sz w:val="32"/>
+                <w:szCs w:val="32"/>
               </w:rPr>
               <w:t xml:space="preserve">Konsep yang digunakan: mengenali gambar yang sama lewat putaran.</w:t>
             </w:r>
           </w:p>
           <w:p>
             <w:pPr>
-              <w:spacing w:after="119"/>
-            </w:pPr>
-            <w:r>
-              <w:rPr>
-                <w:sz w:val="34"/>
-                <w:szCs w:val="34"/>
+              <w:spacing w:after="112"/>
+            </w:pPr>
+            <w:r>
+              <w:rPr>
+                <w:sz w:val="32"/>
+                <w:szCs w:val="32"/>
               </w:rPr>
               <w:t xml:space="preserve">Kata kunci: figural kesesuaian, rotasi, susunan unsur tetap.</w:t>
             </w:r>
           </w:p>
           <w:p>
             <w:pPr>
-              <w:spacing w:after="119"/>
-            </w:pPr>
-            <w:r>
-              <w:rPr>
-                <w:sz w:val="34"/>
-                <w:szCs w:val="34"/>
+              <w:spacing w:after="112"/>
+            </w:pPr>
+            <w:r>
+              <w:rPr>
+                <w:sz w:val="32"/>
+                <w:szCs w:val="32"/>
               </w:rPr>
               <w:t xml:space="preserve">Transformasi pada gambar tersebut diperoleh dengan memutar seluruh pola sebesar 180 derajat searah jarum jam. Pada proses ini bentuk dan jumlah setiap unsur tetap sama; yang berubah hanya arah serta letaknya akibat perputaran.</w:t>
             </w:r>
           </w:p>
           <w:p>
             <w:pPr>
-              <w:spacing w:after="119"/>
-            </w:pPr>
-            <w:r>
-              <w:rPr>
-                <w:sz w:val="34"/>
-                <w:szCs w:val="34"/>
+              <w:spacing w:after="112"/>
+            </w:pPr>
+            <w:r>
+              <w:rPr>
+                <w:sz w:val="32"/>
+                <w:szCs w:val="32"/>
               </w:rPr>
               <w:t xml:space="preserve">Jika gambar awal dijadikan acuan, setiap bagian pola berpindah secara konsisten mengikuti pusat rotasi. Hubungan posisi antar unsur tetap terjaga sehingga tidak terjadi pencerminan, penambahan, ataupun pengurangan unsur.</w:t>
             </w:r>
           </w:p>
           <w:p>
             <w:pPr>
-              <w:spacing w:after="119"/>
-            </w:pPr>
-            <w:r>
-              <w:rPr>
-                <w:sz w:val="34"/>
-                <w:szCs w:val="34"/>
-              </w:rPr>
-              <w:t xml:space="preserve">Jadi jawaban yang benar adalah opsi A.</w:t>
-            </w:r>
-          </w:p>
-          <w:p>
-            <w:pPr>
-              <w:spacing w:after="119"/>
-            </w:pPr>
-            <w:r>
-              <w:rPr>
-                <w:sz w:val="34"/>
-                <w:szCs w:val="34"/>
+              <w:spacing w:after="112"/>
+            </w:pPr>
+            <w:r>
+              <w:rPr>
+                <w:sz w:val="32"/>
+                <w:szCs w:val="32"/>
+              </w:rPr>
+              <w:t xml:space="preserve">Jadi jawaban yang benar adalah opsi B.</w:t>
+            </w:r>
+          </w:p>
+          <w:p>
+            <w:pPr>
+              <w:spacing w:after="112"/>
+            </w:pPr>
+            <w:r>
+              <w:rPr>
+                <w:sz w:val="32"/>
+                <w:szCs w:val="32"/>
               </w:rPr>
               <w:t xml:space="preserve">Mengapa opsi lain salah:</w:t>
             </w:r>
           </w:p>
           <w:p>
             <w:pPr>
-              <w:spacing w:after="119"/>
-            </w:pPr>
-            <w:r>
-              <w:rPr>
-                <w:sz w:val="34"/>
-                <w:szCs w:val="34"/>
-              </w:rPr>
-              <w:t xml:space="preserve">B. ukuran bangun luar mengecil terhadap unsur lain. Putaran tidak mengubah ukuran apa pun, jadi perbandingan ukuran antar unsur seharusnya tetap sama persis.</w:t>
-            </w:r>
-          </w:p>
-          <w:p>
-            <w:pPr>
-              <w:spacing w:after="119"/>
-            </w:pPr>
-            <w:r>
-              <w:rPr>
-                <w:sz w:val="34"/>
-                <w:szCs w:val="34"/>
-              </w:rPr>
-              <w:t xml:space="preserve">C. ukuran segitiga kecil membesar terhadap unsur lain. Putaran tidak mengubah ukuran apa pun, jadi perbandingan ukuran antar unsur seharusnya tetap sama persis.</w:t>
-            </w:r>
-          </w:p>
-          <w:p>
-            <w:pPr>
-              <w:spacing w:after="119"/>
-            </w:pPr>
-            <w:r>
-              <w:rPr>
-                <w:sz w:val="34"/>
-                <w:szCs w:val="34"/>
-              </w:rPr>
-              <w:t xml:space="preserve">D. panah dalam ke-2 hilang, sehingga jumlah unsurnya berkurang satu. Putaran tidak menambah maupun mengurangi unsur.</w:t>
-            </w:r>
-          </w:p>
-          <w:p>
-            <w:pPr>
-              <w:spacing w:after="119"/>
-            </w:pPr>
-            <w:r>
-              <w:rPr>
-                <w:sz w:val="34"/>
-                <w:szCs w:val="34"/>
-              </w:rPr>
-              <w:t xml:space="preserve">E. ada satu unsur TAMBAHAN berupa salinan bangun luar, sehingga jumlah unsurnya lebih banyak satu daripada gambar acuan.</w:t>
+              <w:spacing w:after="112"/>
+            </w:pPr>
+            <w:r>
+              <w:rPr>
+                <w:sz w:val="32"/>
+                <w:szCs w:val="32"/>
+              </w:rPr>
+              <w:t xml:space="preserve">A. ukuran bangun luar mengecil terhadap unsur lain. Putaran tidak mengubah ukuran apa pun, jadi perbandingan ukuran antar unsur seharusnya tetap sama persis.</w:t>
+            </w:r>
+          </w:p>
+          <w:p>
+            <w:pPr>
+              <w:spacing w:after="112"/>
+            </w:pPr>
+            <w:r>
+              <w:rPr>
+                <w:sz w:val="32"/>
+                <w:szCs w:val="32"/>
+              </w:rPr>
+              <w:t xml:space="preserve">C. panah dalam ke-1 hilang, sehingga jumlah unsurnya berkurang satu. Putaran tidak menambah maupun mengurangi unsur.</w:t>
+            </w:r>
+          </w:p>
+          <w:p>
+            <w:pPr>
+              <w:spacing w:after="112"/>
+            </w:pPr>
+            <w:r>
+              <w:rPr>
+                <w:sz w:val="32"/>
+                <w:szCs w:val="32"/>
+              </w:rPr>
+              <w:t xml:space="preserve">D. sudut bangun luar terhadap unsur lain berbeda. Ia masih menempel pada tempat yang sama, tetapi arahnya sudah berubah — pada putaran yang benar, sudut antar unsur tidak boleh berubah sama sekali.</w:t>
+            </w:r>
+          </w:p>
+          <w:p>
+            <w:pPr>
+              <w:spacing w:after="112"/>
+            </w:pPr>
+            <w:r>
+              <w:rPr>
+                <w:sz w:val="32"/>
+                <w:szCs w:val="32"/>
+              </w:rPr>
+              <w:t xml:space="preserve">E. ukuran bangun luar membesar terhadap unsur lain. Putaran tidak mengubah ukuran apa pun, jadi perbandingan ukuran antar unsur seharusnya tetap sama persis.</w:t>
             </w:r>
           </w:p>
         </w:tc>
@@ -933,7 +933,7 @@
       </w:pPr>
       <w:r>
         <w:rPr/>
-        <w:t xml:space="preserve">Jawaban: D</w:t>
+        <w:t xml:space="preserve">Jawaban: A</w:t>
       </w:r>
     </w:p>
     <w:p>
@@ -1075,7 +1075,7 @@
                 <w:sz w:val="36"/>
                 <w:szCs w:val="36"/>
               </w:rPr>
-              <w:t xml:space="preserve">Dengan mengaplikasikan hubungan yang sama pada gambar C, diperoleh gambar pada opsi D.</w:t>
+              <w:t xml:space="preserve">Dengan mengaplikasikan hubungan yang sama pada gambar C, diperoleh gambar pada opsi A.</w:t>
             </w:r>
           </w:p>
           <w:p>
@@ -1099,7 +1099,7 @@
                 <w:sz w:val="36"/>
                 <w:szCs w:val="36"/>
               </w:rPr>
-              <w:t xml:space="preserve">A. besar putarannya tepat, tetapi gambarnya TIDAK dicerminkan, padahal pasangan pertama memperlihatkan pencerminan.</w:t>
+              <w:t xml:space="preserve">B. perubahannya searah tetapi besar putarannya keliru: gambar ini diputar 225 derajat searah jarum jam, padahal hubungan pada pasangan pertama menuntut 135 derajat searah jarum jam.</w:t>
             </w:r>
           </w:p>
           <w:p>
@@ -1111,7 +1111,7 @@
                 <w:sz w:val="36"/>
                 <w:szCs w:val="36"/>
               </w:rPr>
-              <w:t xml:space="preserve">B. perubahannya searah tetapi besar putarannya keliru: gambar ini diputar 45 derajat searah jarum jam, padahal hubungan pada pasangan pertama menuntut 135 derajat searah jarum jam.</w:t>
+              <w:t xml:space="preserve">C. besar putarannya tepat, tetapi gambarnya TIDAK dicerminkan, padahal pasangan pertama memperlihatkan pencerminan.</w:t>
             </w:r>
           </w:p>
           <w:p>
@@ -1123,7 +1123,7 @@
                 <w:sz w:val="36"/>
                 <w:szCs w:val="36"/>
               </w:rPr>
-              <w:t xml:space="preserve">C. arah putarannya sudah benar, tetapi arah bingkai tengah berubah sedangkan letaknya tetap. Pada putaran yang benar, sudut antara unsur ini dan unsur lain harus tidak berubah.</w:t>
+              <w:t xml:space="preserve">D. arah putarannya sudah benar, tetapi arah bingkai terdalam berubah sedangkan letaknya tetap. Pada putaran yang benar, sudut antara unsur ini dan unsur lain harus tidak berubah.</w:t>
             </w:r>
           </w:p>
           <w:p>
@@ -1135,7 +1135,7 @@
                 <w:sz w:val="36"/>
                 <w:szCs w:val="36"/>
               </w:rPr>
-              <w:t xml:space="preserve">E. perubahannya searah tetapi besar putarannya keliru: gambar ini diputar 225 derajat searah jarum jam, padahal hubungan pada pasangan pertama menuntut 135 derajat searah jarum jam.</w:t>
+              <w:t xml:space="preserve">E. perubahannya searah tetapi besar putarannya keliru: gambar ini diputar 45 derajat searah jarum jam, padahal hubungan pada pasangan pertama menuntut 135 derajat searah jarum jam.</w:t>
             </w:r>
           </w:p>
         </w:tc>
@@ -1309,7 +1309,7 @@
       </w:pPr>
       <w:r>
         <w:rPr/>
-        <w:t xml:space="preserve">Jawaban: A</w:t>
+        <w:t xml:space="preserve">Jawaban: D</w:t>
       </w:r>
     </w:p>
     <w:p>
@@ -1408,134 +1408,134 @@
           </w:tcPr>
           <w:p>
             <w:pPr>
-              <w:spacing w:after="140"/>
-            </w:pPr>
-            <w:r>
-              <w:rPr>
-                <w:sz w:val="40"/>
-                <w:szCs w:val="40"/>
+              <w:spacing w:after="133"/>
+            </w:pPr>
+            <w:r>
+              <w:rPr>
+                <w:sz w:val="38"/>
+                <w:szCs w:val="38"/>
               </w:rPr>
               <w:t xml:space="preserve">Konsep soal Figural Serial yaitu melihat pola hubungan dalam bentuk gambar.</w:t>
             </w:r>
           </w:p>
           <w:p>
             <w:pPr>
-              <w:spacing w:after="140"/>
-            </w:pPr>
-            <w:r>
-              <w:rPr>
-                <w:sz w:val="40"/>
-                <w:szCs w:val="40"/>
+              <w:spacing w:after="133"/>
+            </w:pPr>
+            <w:r>
+              <w:rPr>
+                <w:sz w:val="38"/>
+                <w:szCs w:val="38"/>
               </w:rPr>
               <w:t xml:space="preserve">Kata kunci: figural serial, pola putaran dan pertambahan unsur.</w:t>
             </w:r>
           </w:p>
           <w:p>
             <w:pPr>
-              <w:spacing w:after="140"/>
-            </w:pPr>
-            <w:r>
-              <w:rPr>
-                <w:sz w:val="40"/>
-                <w:szCs w:val="40"/>
+              <w:spacing w:after="133"/>
+            </w:pPr>
+            <w:r>
+              <w:rPr>
+                <w:sz w:val="38"/>
+                <w:szCs w:val="38"/>
               </w:rPr>
               <w:t xml:space="preserve">Kita perhatikan keseluruhan gambar dari kotak ke kotak. Aturan yang berlaku:</w:t>
             </w:r>
           </w:p>
           <w:p>
             <w:pPr>
-              <w:spacing w:after="140"/>
-            </w:pPr>
-            <w:r>
-              <w:rPr>
-                <w:sz w:val="40"/>
-                <w:szCs w:val="40"/>
+              <w:spacing w:after="133"/>
+            </w:pPr>
+            <w:r>
+              <w:rPr>
+                <w:sz w:val="38"/>
+                <w:szCs w:val="38"/>
               </w:rPr>
               <w:t xml:space="preserve">- seluruh objek diputar 90 derajat searah jarum jam pada setiap kotak;</w:t>
             </w:r>
           </w:p>
           <w:p>
             <w:pPr>
-              <w:spacing w:after="140"/>
-            </w:pPr>
-            <w:r>
-              <w:rPr>
-                <w:sz w:val="40"/>
-                <w:szCs w:val="40"/>
-              </w:rPr>
-              <w:t xml:space="preserve">Meneruskan ketiga aturan itu ke kotak kelima, gambar yang tepat adalah opsi A.</w:t>
-            </w:r>
-          </w:p>
-          <w:p>
-            <w:pPr>
-              <w:spacing w:after="140"/>
-            </w:pPr>
-            <w:r>
-              <w:rPr>
-                <w:sz w:val="40"/>
-                <w:szCs w:val="40"/>
+              <w:spacing w:after="133"/>
+            </w:pPr>
+            <w:r>
+              <w:rPr>
+                <w:sz w:val="38"/>
+                <w:szCs w:val="38"/>
+              </w:rPr>
+              <w:t xml:space="preserve">Meneruskan ketiga aturan itu ke kotak kelima, gambar yang tepat adalah opsi D.</w:t>
+            </w:r>
+          </w:p>
+          <w:p>
+            <w:pPr>
+              <w:spacing w:after="133"/>
+            </w:pPr>
+            <w:r>
+              <w:rPr>
+                <w:sz w:val="38"/>
+                <w:szCs w:val="38"/>
               </w:rPr>
               <w:t xml:space="preserve">Tips: perhatikan posisi setiap objeknya, bukan hanya bentuk keseluruhannya.</w:t>
             </w:r>
           </w:p>
           <w:p>
             <w:pPr>
-              <w:spacing w:after="140"/>
-            </w:pPr>
-            <w:r>
-              <w:rPr>
-                <w:sz w:val="40"/>
-                <w:szCs w:val="40"/>
+              <w:spacing w:after="133"/>
+            </w:pPr>
+            <w:r>
+              <w:rPr>
+                <w:sz w:val="38"/>
+                <w:szCs w:val="38"/>
               </w:rPr>
               <w:t xml:space="preserve">Mengapa opsi lain salah:</w:t>
             </w:r>
           </w:p>
           <w:p>
             <w:pPr>
-              <w:spacing w:after="140"/>
-            </w:pPr>
-            <w:r>
-              <w:rPr>
-                <w:sz w:val="40"/>
-                <w:szCs w:val="40"/>
-              </w:rPr>
-              <w:t xml:space="preserve">B. gambarnya merupakan bayangan cermin dari lanjutan yang benar; deret ini hanya berputar, tidak pernah tercermin.</w:t>
-            </w:r>
-          </w:p>
-          <w:p>
-            <w:pPr>
-              <w:spacing w:after="140"/>
-            </w:pPr>
-            <w:r>
-              <w:rPr>
-                <w:sz w:val="40"/>
-                <w:szCs w:val="40"/>
+              <w:spacing w:after="133"/>
+            </w:pPr>
+            <w:r>
+              <w:rPr>
+                <w:sz w:val="38"/>
+                <w:szCs w:val="38"/>
+              </w:rPr>
+              <w:t xml:space="preserve">A. gambarnya merupakan bayangan cermin dari lanjutan yang benar; deret ini hanya berputar, tidak pernah tercermin.</w:t>
+            </w:r>
+          </w:p>
+          <w:p>
+            <w:pPr>
+              <w:spacing w:after="133"/>
+            </w:pPr>
+            <w:r>
+              <w:rPr>
+                <w:sz w:val="38"/>
+                <w:szCs w:val="38"/>
+              </w:rPr>
+              <w:t xml:space="preserve">B. putarannya kurang satu langkah — gambar ini masih pada sudut kotak keempat, padahal setiap kotak bertambah 90 derajat.</w:t>
+            </w:r>
+          </w:p>
+          <w:p>
+            <w:pPr>
+              <w:spacing w:after="133"/>
+            </w:pPr>
+            <w:r>
+              <w:rPr>
+                <w:sz w:val="38"/>
+                <w:szCs w:val="38"/>
               </w:rPr>
               <w:t xml:space="preserve">C. putarannya kelebihan satu langkah, yaitu 180 derajat dari kotak keempat, bukan 90 derajat.</w:t>
             </w:r>
           </w:p>
           <w:p>
             <w:pPr>
-              <w:spacing w:after="140"/>
-            </w:pPr>
-            <w:r>
-              <w:rPr>
-                <w:sz w:val="40"/>
-                <w:szCs w:val="40"/>
-              </w:rPr>
-              <w:t xml:space="preserve">D. batang berpanah ke-2 hilang, sehingga jumlah unsurnya berkurang satu. Putaran tidak menambah maupun mengurangi unsur.</w:t>
-            </w:r>
-          </w:p>
-          <w:p>
-            <w:pPr>
-              <w:spacing w:after="140"/>
-            </w:pPr>
-            <w:r>
-              <w:rPr>
-                <w:sz w:val="40"/>
-                <w:szCs w:val="40"/>
-              </w:rPr>
-              <w:t xml:space="preserve">E. putarannya kurang satu langkah — gambar ini masih pada sudut kotak keempat, padahal setiap kotak bertambah 90 derajat.</w:t>
+              <w:spacing w:after="133"/>
+            </w:pPr>
+            <w:r>
+              <w:rPr>
+                <w:sz w:val="38"/>
+                <w:szCs w:val="38"/>
+              </w:rPr>
+              <w:t xml:space="preserve">E. sudut batang berkait ke-2 terhadap unsur lain berbeda. Ia masih menempel pada tempat yang sama, tetapi arahnya sudah berubah — pada putaran yang benar, sudut antar unsur tidak boleh berubah sama sekali.</w:t>
             </w:r>
           </w:p>
         </w:tc>
@@ -1709,7 +1709,7 @@
       </w:pPr>
       <w:r>
         <w:rPr/>
-        <w:t xml:space="preserve">Jawaban: B</w:t>
+        <w:t xml:space="preserve">Jawaban: C</w:t>
       </w:r>
     </w:p>
     <w:p>
@@ -1863,7 +1863,7 @@
                 <w:sz w:val="32"/>
                 <w:szCs w:val="32"/>
               </w:rPr>
-              <w:t xml:space="preserve">Jadi jawaban yang benar adalah opsi B.</w:t>
+              <w:t xml:space="preserve">Jadi jawaban yang benar adalah opsi C.</w:t>
             </w:r>
           </w:p>
           <w:p>
@@ -1887,7 +1887,7 @@
                 <w:sz w:val="32"/>
                 <w:szCs w:val="32"/>
               </w:rPr>
-              <w:t xml:space="preserve">A. ada satu unsur TAMBAHAN berupa salinan tali busur, sehingga jumlah unsurnya lebih banyak satu daripada gambar acuan.</w:t>
+              <w:t xml:space="preserve">A. letak tali busur bergeser menjauh dari kedudukan semula terhadap unsur lain, padahal putaran mempertahankan jarak antar unsur.</w:t>
             </w:r>
           </w:p>
           <w:p>
@@ -1899,7 +1899,7 @@
                 <w:sz w:val="32"/>
                 <w:szCs w:val="32"/>
               </w:rPr>
-              <w:t xml:space="preserve">C. letak takik tepi berpindah terhadap unsur lain — hanya unsur itu yang bergeser mengelilingi pusat, sedangkan pada putaran seluruh unsur bergerak bersama-sama sehingga kedudukan relatifnya tetap.</w:t>
+              <w:t xml:space="preserve">B. letak bangun luar berpindah terhadap unsur lain — hanya unsur itu yang bergeser mengelilingi pusat, sedangkan pada putaran seluruh unsur bergerak bersama-sama sehingga kedudukan relatifnya tetap.</w:t>
             </w:r>
           </w:p>
           <w:p>
@@ -1911,7 +1911,7 @@
                 <w:sz w:val="32"/>
                 <w:szCs w:val="32"/>
               </w:rPr>
-              <w:t xml:space="preserve">D. letak bangun luar bergeser menjauh dari kedudukan semula terhadap unsur lain, padahal putaran mempertahankan jarak antar unsur.</w:t>
+              <w:t xml:space="preserve">D. gambarnya merupakan BAYANGAN CERMIN dari gambar acuan, bukan hasil putaran. Diputar ke sudut mana pun, susunan unsurnya tidak akan pernah bertumpuk tepat dengan gambar acuan karena urutan unsurnya berbalik arah.</w:t>
             </w:r>
           </w:p>
           <w:p>
@@ -1923,7 +1923,7 @@
                 <w:sz w:val="32"/>
                 <w:szCs w:val="32"/>
               </w:rPr>
-              <w:t xml:space="preserve">E. gambarnya merupakan BAYANGAN CERMIN dari gambar acuan, bukan hasil putaran. Diputar ke sudut mana pun, susunan unsurnya tidak akan pernah bertumpuk tepat dengan gambar acuan karena urutan unsurnya berbalik arah.</w:t>
+              <w:t xml:space="preserve">E. sudut bangun luar terhadap unsur lain berbeda. Ia masih menempel pada tempat yang sama, tetapi arahnya sudah berubah — pada putaran yang benar, sudut antar unsur tidak boleh berubah sama sekali.</w:t>
             </w:r>
           </w:p>
         </w:tc>
@@ -2239,7 +2239,7 @@
                 <w:sz w:val="38"/>
                 <w:szCs w:val="38"/>
               </w:rPr>
-              <w:t xml:space="preserve">Opsi C tidak bisa ditumpangkan pada keempatnya karena letak blok ke-3 berpindah terhadap unsur lain — hanya unsur itu yang bergeser mengelilingi pusat, sedangkan pada putaran seluruh unsur bergerak bersama-sama sehingga kedudukan relatifnya tetap.</w:t>
+              <w:t xml:space="preserve">Opsi C tidak bisa ditumpangkan pada keempatnya karena sudut blok ke-1 terhadap unsur lain berbeda. Ia masih menempel pada tempat yang sama, tetapi arahnya sudah berubah — pada putaran yang benar, sudut antar unsur tidak boleh berubah sama sekali.</w:t>
             </w:r>
           </w:p>
           <w:p>
@@ -2275,7 +2275,7 @@
                 <w:sz w:val="38"/>
                 <w:szCs w:val="38"/>
               </w:rPr>
-              <w:t xml:space="preserve">A. gambar ini sama dengan tiga gambar lain, hanya diputar 135 derajat searah jarum jam.</w:t>
+              <w:t xml:space="preserve">A. gambar ini sama dengan tiga gambar lain, hanya diputar 315 derajat searah jarum jam.</w:t>
             </w:r>
           </w:p>
           <w:p>
@@ -2287,7 +2287,7 @@
                 <w:sz w:val="38"/>
                 <w:szCs w:val="38"/>
               </w:rPr>
-              <w:t xml:space="preserve">B. gambar ini sama dengan tiga gambar lain, hanya diputar 225 derajat searah jarum jam.</w:t>
+              <w:t xml:space="preserve">B. gambar ini sama dengan tiga gambar lain, hanya diputar 45 derajat searah jarum jam.</w:t>
             </w:r>
           </w:p>
           <w:p>
@@ -2299,7 +2299,7 @@
                 <w:sz w:val="38"/>
                 <w:szCs w:val="38"/>
               </w:rPr>
-              <w:t xml:space="preserve">D. gambar ini sama dengan tiga gambar lain, hanya diputar 315 derajat searah jarum jam.</w:t>
+              <w:t xml:space="preserve">D. gambar ini sama dengan tiga gambar lain, hanya diputar 225 derajat searah jarum jam.</w:t>
             </w:r>
           </w:p>
           <w:p>
@@ -2311,7 +2311,7 @@
                 <w:sz w:val="38"/>
                 <w:szCs w:val="38"/>
               </w:rPr>
-              <w:t xml:space="preserve">E. gambar ini sama dengan tiga gambar lain, hanya diputar 45 derajat searah jarum jam.</w:t>
+              <w:t xml:space="preserve">E. gambar ini sama dengan tiga gambar lain, hanya diputar 135 derajat searah jarum jam.</w:t>
             </w:r>
           </w:p>
         </w:tc>
